--- a/story-revised/CoG - Chapter 7 State X.docx
+++ b/story-revised/CoG - Chapter 7 State X.docx
@@ -472,17 +472,7 @@
     <w:p/>
     <w:p>
       <w:r>
-        <w:t>[[BEGIN: BETRAYED_MILLER]] Every tactical decision, Kael found himself thinking: "Miller would've covered that angle." The partnership he had destroyed kept offering phantom advice, the voice of experience whispering suggestions from the grave of their friendship.</w:t>
-      </w:r>
-    </w:p>
-    <w:p>
-      <w:r>
-        <w:t>[[BEGIN: BETRAYED_MILLER]]</w:t>
-      </w:r>
-    </w:p>
-    <w:p>
-      <w:r>
-        <w:t>Miller was in federal custody—but Kael knew better than to believe those bars would hold forever. His former partner had friends, resources, and a burning desire for revenge against the man who'd destroyed his career. Every shadow in the courthouse felt like it might contain him, waiting for the right moment to extract payment.</w:t>
+        <w:t>[[BEGIN: BETRAYED_MILLER]] Every tactical decision, Kael found himself thinking: "Miller would've covered that angle." The partnership he had destroyed kept offering phantom advice, the voice of experience whispering suggestions from the grave of their friendship. Miller was in federal custody—but Kael knew better than to believe those bars would hold forever. His former partner had friends, resources, and a burning desire for revenge against the man who'd destroyed his career. Every shadow in the courthouse felt like it might contain him, waiting for the right moment to extract payment.</w:t>
       </w:r>
     </w:p>
     <w:p>
@@ -519,7 +509,13 @@
     </w:p>
     <w:p>
       <w:r>
-        <w:t>[[END: NEITHER BETRAYED_MILLER NOR MILLER_ALLY]] Still watching. Still waiting for the opportunity to collect on debts Kael had thought he could avoid paying. The confrontation at Blackwood had probably reached his ears by now. He would be calculating, planning, deciding how to turn the situation to his advantage.</w:t>
+        <w:t>[[END: NEITHER BETRAYED_MILLER NOR MILLER_ALLY]]</w:t>
+      </w:r>
+    </w:p>
+    <w:p/>
+    <w:p>
+      <w:r>
+        <w:t>[[BEGIN: BETRAYED_MILLER]] Still watching. Still waiting for the opportunity to collect on debts Kael had thought he could avoid paying. The confrontation at Blackwood had probably reached his ears by now. He would be calculating, planning, deciding how to turn the situation to his advantage.</w:t>
       </w:r>
     </w:p>
     <w:p>

--- a/story-revised/CoG - Chapter 7 State X.docx
+++ b/story-revised/CoG - Chapter 7 State X.docx
@@ -1386,6 +1386,10 @@
       <w:r>
         <w:t>And he thought about Lila Thorne, alive because he had chosen to act when hesitation would have been fatal.</w:t>
       </w:r>
+      <w:r>
+        <w:br/>
+        <w:t>[[END: VIA SCENARIO D]]</w:t>
+      </w:r>
     </w:p>
     <w:p/>
     <w:p>
@@ -1519,11 +1523,7 @@
         <w:t>→ FLOWS TO: Chapter 8, Path β (The Lone Wolf)</w:t>
       </w:r>
     </w:p>
-    <w:p>
-      <w:r>
-        <w:t>[[END: VIA SCENARIO D]]</w:t>
-      </w:r>
-    </w:p>
+    <w:p/>
     <w:sectPr>
       <w:pgSz w:w="12240" w:h="15840"/>
       <w:pgMar w:top="1440" w:right="1800" w:bottom="1440" w:left="1800" w:header="720" w:footer="720" w:gutter="0"/>

--- a/story-revised/CoG - Chapter 7 State X.docx
+++ b/story-revised/CoG - Chapter 7 State X.docx
@@ -1386,144 +1386,144 @@
       <w:r>
         <w:t>And he thought about Lila Thorne, alive because he had chosen to act when hesitation would have been fatal.</w:t>
       </w:r>
-      <w:r>
-        <w:br/>
+    </w:p>
+    <w:p/>
+    <w:p>
+      <w:r>
+        <w:t>DECISION POINT D7-X: THE ALLIANCE</w:t>
+      </w:r>
+    </w:p>
+    <w:p>
+      <w:r>
+        <w:t>The Choice: Kael can trust Elara (form an alliance against Victor and The Whisper's network) or neutralize her (proceed alone, no variables he can't control).</w:t>
+      </w:r>
+    </w:p>
+    <w:p>
+      <w:r>
+        <w:t>OPTION X-1: Trust Elara — Accept the alliance, pool resources, work together to stop the assassination and capture Victor. The enemy of my enemy might not be a friend, but shared purpose can substitute for trust.</w:t>
+      </w:r>
+    </w:p>
+    <w:p>
+      <w:r>
+        <w:t>Status Gained:</w:t>
+      </w:r>
+    </w:p>
+    <w:p>
+      <w:r>
+        <w:t>ALLIANCE: Elara (Full Partnership)</w:t>
+      </w:r>
+    </w:p>
+    <w:p>
+      <w:r>
+        <w:t>ASSET: Combined Intelligence</w:t>
+      </w:r>
+    </w:p>
+    <w:p>
+      <w:r>
+        <w:t>ASSET: Elara's Resources and Network</w:t>
+      </w:r>
+    </w:p>
+    <w:p>
+      <w:r>
+        <w:t>LIABILITY: Trust Risk</w:t>
+      </w:r>
+    </w:p>
+    <w:p>
+      <w:r>
+        <w:t>Accumulated Status (State X-1):</w:t>
+      </w:r>
+    </w:p>
+    <w:p>
+      <w:r>
+        <w:t>Alliance: Elara (Full)</w:t>
+      </w:r>
+    </w:p>
+    <w:p>
+      <w:r>
+        <w:t>Asset: Combined Intel, Lila (witness), [Evidence if applicable]</w:t>
+      </w:r>
+    </w:p>
+    <w:p>
+      <w:r>
+        <w:t>Liability: Trust Risk</w:t>
+      </w:r>
+    </w:p>
+    <w:p>
+      <w:r>
+        <w:t>State: Prepared Partnership</w:t>
+      </w:r>
+    </w:p>
+    <w:p>
+      <w:r>
+        <w:t>→ FLOWS TO: Chapter 8, Path α (The Team)</w:t>
+      </w:r>
+    </w:p>
+    <w:p/>
+    <w:p>
+      <w:r>
+        <w:t>OPTION X-2: Neutralize Elara — Refuse the alliance, secure Elara to prevent interference, proceed alone. No variables, no betrayals, no strings attached. The lone wolf approach that has defined Kael's journey since the beginning.</w:t>
+      </w:r>
+    </w:p>
+    <w:p>
+      <w:r>
+        <w:t>Status Gained:</w:t>
+      </w:r>
+    </w:p>
+    <w:p>
+      <w:r>
+        <w:t>STATUS: Alone</w:t>
+      </w:r>
+    </w:p>
+    <w:p>
+      <w:r>
+        <w:t>ASSET: Elara Neutralized</w:t>
+      </w:r>
+    </w:p>
+    <w:p>
+      <w:r>
+        <w:t>LIABILITY: No Backup</w:t>
+      </w:r>
+    </w:p>
+    <w:p>
+      <w:r>
+        <w:t>LIABILITY: Elara's Future Enmity</w:t>
+      </w:r>
+    </w:p>
+    <w:p>
+      <w:r>
+        <w:t>Accumulated Status (State X-2):</w:t>
+      </w:r>
+    </w:p>
+    <w:p>
+      <w:r>
+        <w:t>Alliance: None (Alone)</w:t>
+      </w:r>
+    </w:p>
+    <w:p>
+      <w:r>
+        <w:t>Asset: Elara Neutralized, Lila (witness), [Evidence if applicable]</w:t>
+      </w:r>
+    </w:p>
+    <w:p>
+      <w:r>
+        <w:t>Liability: No Backup, Future Enemy</w:t>
+      </w:r>
+    </w:p>
+    <w:p>
+      <w:r>
+        <w:t>State: Solo Operative</w:t>
+      </w:r>
+    </w:p>
+    <w:p>
+      <w:r>
+        <w:t>→ FLOWS TO: Chapter 8, Path β (The Lone Wolf)</w:t>
+      </w:r>
+    </w:p>
+    <w:p>
+      <w:r>
         <w:t>[[END: VIA SCENARIO D]]</w:t>
       </w:r>
     </w:p>
-    <w:p/>
-    <w:p>
-      <w:r>
-        <w:t>DECISION POINT D7-X: THE ALLIANCE</w:t>
-      </w:r>
-    </w:p>
-    <w:p>
-      <w:r>
-        <w:t>The Choice: Kael can trust Elara (form an alliance against Victor and The Whisper's network) or neutralize her (proceed alone, no variables he can't control).</w:t>
-      </w:r>
-    </w:p>
-    <w:p>
-      <w:r>
-        <w:t>OPTION X-1: Trust Elara — Accept the alliance, pool resources, work together to stop the assassination and capture Victor. The enemy of my enemy might not be a friend, but shared purpose can substitute for trust.</w:t>
-      </w:r>
-    </w:p>
-    <w:p>
-      <w:r>
-        <w:t>Status Gained:</w:t>
-      </w:r>
-    </w:p>
-    <w:p>
-      <w:r>
-        <w:t>ALLIANCE: Elara (Full Partnership)</w:t>
-      </w:r>
-    </w:p>
-    <w:p>
-      <w:r>
-        <w:t>ASSET: Combined Intelligence</w:t>
-      </w:r>
-    </w:p>
-    <w:p>
-      <w:r>
-        <w:t>ASSET: Elara's Resources and Network</w:t>
-      </w:r>
-    </w:p>
-    <w:p>
-      <w:r>
-        <w:t>LIABILITY: Trust Risk</w:t>
-      </w:r>
-    </w:p>
-    <w:p>
-      <w:r>
-        <w:t>Accumulated Status (State X-1):</w:t>
-      </w:r>
-    </w:p>
-    <w:p>
-      <w:r>
-        <w:t>Alliance: Elara (Full)</w:t>
-      </w:r>
-    </w:p>
-    <w:p>
-      <w:r>
-        <w:t>Asset: Combined Intel, Lila (witness), [Evidence if applicable]</w:t>
-      </w:r>
-    </w:p>
-    <w:p>
-      <w:r>
-        <w:t>Liability: Trust Risk</w:t>
-      </w:r>
-    </w:p>
-    <w:p>
-      <w:r>
-        <w:t>State: Prepared Partnership</w:t>
-      </w:r>
-    </w:p>
-    <w:p>
-      <w:r>
-        <w:t>→ FLOWS TO: Chapter 8, Path α (The Team)</w:t>
-      </w:r>
-    </w:p>
-    <w:p/>
-    <w:p>
-      <w:r>
-        <w:t>OPTION X-2: Neutralize Elara — Refuse the alliance, secure Elara to prevent interference, proceed alone. No variables, no betrayals, no strings attached. The lone wolf approach that has defined Kael's journey since the beginning.</w:t>
-      </w:r>
-    </w:p>
-    <w:p>
-      <w:r>
-        <w:t>Status Gained:</w:t>
-      </w:r>
-    </w:p>
-    <w:p>
-      <w:r>
-        <w:t>STATUS: Alone</w:t>
-      </w:r>
-    </w:p>
-    <w:p>
-      <w:r>
-        <w:t>ASSET: Elara Neutralized</w:t>
-      </w:r>
-    </w:p>
-    <w:p>
-      <w:r>
-        <w:t>LIABILITY: No Backup</w:t>
-      </w:r>
-    </w:p>
-    <w:p>
-      <w:r>
-        <w:t>LIABILITY: Elara's Future Enmity</w:t>
-      </w:r>
-    </w:p>
-    <w:p>
-      <w:r>
-        <w:t>Accumulated Status (State X-2):</w:t>
-      </w:r>
-    </w:p>
-    <w:p>
-      <w:r>
-        <w:t>Alliance: None (Alone)</w:t>
-      </w:r>
-    </w:p>
-    <w:p>
-      <w:r>
-        <w:t>Asset: Elara Neutralized, Lila (witness), [Evidence if applicable]</w:t>
-      </w:r>
-    </w:p>
-    <w:p>
-      <w:r>
-        <w:t>Liability: No Backup, Future Enemy</w:t>
-      </w:r>
-    </w:p>
-    <w:p>
-      <w:r>
-        <w:t>State: Solo Operative</w:t>
-      </w:r>
-    </w:p>
-    <w:p>
-      <w:r>
-        <w:t>→ FLOWS TO: Chapter 8, Path β (The Lone Wolf)</w:t>
-      </w:r>
-    </w:p>
-    <w:p/>
     <w:sectPr>
       <w:pgSz w:w="12240" w:h="15840"/>
       <w:pgMar w:top="1440" w:right="1800" w:bottom="1440" w:left="1800" w:header="720" w:footer="720" w:gutter="0"/>

--- a/story-revised/CoG - Chapter 7 State X.docx
+++ b/story-revised/CoG - Chapter 7 State X.docx
@@ -472,7 +472,17 @@
     <w:p/>
     <w:p>
       <w:r>
-        <w:t>[[BEGIN: BETRAYED_MILLER]] Every tactical decision, Kael found himself thinking: "Miller would've covered that angle." The partnership he had destroyed kept offering phantom advice, the voice of experience whispering suggestions from the grave of their friendship. Miller was in federal custody—but Kael knew better than to believe those bars would hold forever. His former partner had friends, resources, and a burning desire for revenge against the man who'd destroyed his career. Every shadow in the courthouse felt like it might contain him, waiting for the right moment to extract payment.</w:t>
+        <w:t>[[BEGIN: BETRAYED_MILLER]] Every tactical decision, Kael found himself thinking: "Miller would've covered that angle." The partnership he had destroyed kept offering phantom advice, the voice of experience whispering suggestions from the grave of their friendship.</w:t>
+      </w:r>
+    </w:p>
+    <w:p>
+      <w:r>
+        <w:t>[[BEGIN: BETRAYED_MILLER]]</w:t>
+      </w:r>
+    </w:p>
+    <w:p>
+      <w:r>
+        <w:t>Miller was in federal custody—but Kael knew better than to believe those bars would hold forever. His former partner had friends, resources, and a burning desire for revenge against the man who'd destroyed his career. Every shadow in the courthouse felt like it might contain him, waiting for the right moment to extract payment.</w:t>
       </w:r>
     </w:p>
     <w:p>
@@ -509,13 +519,7 @@
     </w:p>
     <w:p>
       <w:r>
-        <w:t>[[END: NEITHER BETRAYED_MILLER NOR MILLER_ALLY]]</w:t>
-      </w:r>
-    </w:p>
-    <w:p/>
-    <w:p>
-      <w:r>
-        <w:t>[[BEGIN: BETRAYED_MILLER]] Still watching. Still waiting for the opportunity to collect on debts Kael had thought he could avoid paying. The confrontation at Blackwood had probably reached his ears by now. He would be calculating, planning, deciding how to turn the situation to his advantage.</w:t>
+        <w:t>[[END: NEITHER BETRAYED_MILLER NOR MILLER_ALLY]] Still watching. Still waiting for the opportunity to collect on debts Kael had thought he could avoid paying. The confrontation at Blackwood had probably reached his ears by now. He would be calculating, planning, deciding how to turn the situation to his advantage.</w:t>
       </w:r>
     </w:p>
     <w:p>
